--- a/nep/docx/012.content.docx
+++ b/nep/docx/012.content.docx
@@ -234,7 +234,6 @@
       </w:r>
       <w:r>
         <w:rPr>
-          <w:b/>
           <w:lang w:val="ne_NP" w:bidi="ne_NP"/>
         </w:rPr>
         <w:t>इस्राएलीहरूलाई</w:t>
@@ -245,36 +244,24 @@
         </w:rPr>
         <w:t xml:space="preserve"> मिश्रको तिनीहरूको दासत्वबाट मुक्त गर्नुभयो, इस्राएलीहरू </w:t>
       </w:r>
-      <w:hyperlink r:id="rId13">
-        <w:r>
-          <w:rPr>
-            <w:lang w:val="ne_NP" w:bidi="ne_NP"/>
-          </w:rPr>
-          <w:rPr>
-            <w:color w:val="0000EE"/>
-            <w:u w:val="single"/>
-          </w:rPr>
-          <w:t>कनानको</w:t>
-        </w:r>
-      </w:hyperlink>
+      <w:r>
+        <w:rPr>
+          <w:lang w:val="ne_NP" w:bidi="ne_NP"/>
+        </w:rPr>
+        <w:t>कनानको</w:t>
+      </w:r>
       <w:r>
         <w:rPr>
           <w:lang w:val="ne_NP" w:bidi="ne_NP"/>
         </w:rPr>
         <w:t xml:space="preserve"> प्रतिज्ञा गरिएको देशमा आउनु अघि धेरै वर्षसम्म </w:t>
       </w:r>
-      <w:hyperlink r:id="rId14">
-        <w:r>
-          <w:rPr>
-            <w:lang w:val="ne_NP" w:bidi="ne_NP"/>
-          </w:rPr>
-          <w:rPr>
-            <w:color w:val="0000EE"/>
-            <w:u w:val="single"/>
-          </w:rPr>
-          <w:t>मरुभूमिमा</w:t>
-        </w:r>
-      </w:hyperlink>
+      <w:r>
+        <w:rPr>
+          <w:lang w:val="ne_NP" w:bidi="ne_NP"/>
+        </w:rPr>
+        <w:t>मरुभूमिमा</w:t>
+      </w:r>
       <w:r>
         <w:rPr>
           <w:lang w:val="ne_NP" w:bidi="ne_NP"/>
@@ -297,7 +284,6 @@
       </w:r>
       <w:r>
         <w:rPr>
-          <w:b/>
           <w:lang w:val="ne_NP" w:bidi="ne_NP"/>
         </w:rPr>
         <w:t>बलिदान</w:t>
@@ -310,7 +296,6 @@
       </w:r>
       <w:r>
         <w:rPr>
-          <w:b/>
           <w:lang w:val="ne_NP" w:bidi="ne_NP"/>
         </w:rPr>
         <w:t>भेटीहरू</w:t>
@@ -335,18 +320,12 @@
         </w:rPr>
         <w:t xml:space="preserve">सबै मानिसहरू, कम्तिमा पनि पुरुषहरू यो चाडको लागि </w:t>
       </w:r>
-      <w:hyperlink r:id="rId15">
-        <w:r>
-          <w:rPr>
-            <w:lang w:val="ne_NP" w:bidi="ne_NP"/>
-          </w:rPr>
-          <w:rPr>
-            <w:color w:val="0000EE"/>
-            <w:u w:val="single"/>
-          </w:rPr>
-          <w:t>यरूशलेम</w:t>
-        </w:r>
-      </w:hyperlink>
+      <w:r>
+        <w:rPr>
+          <w:lang w:val="ne_NP" w:bidi="ne_NP"/>
+        </w:rPr>
+        <w:t>यरूशलेम</w:t>
+      </w:r>
       <w:r>
         <w:rPr>
           <w:lang w:val="ne_NP" w:bidi="ne_NP"/>
@@ -463,18 +442,13 @@
         </w:rPr>
         <w:t xml:space="preserve">छुटकारको अर्को उदाहरण, कुनै कारणले आफ्नो जमीन बेच्नु पर्ने गरीब परिवारको हो। परमेश्वरले </w:t>
       </w:r>
-      <w:hyperlink r:id="rId16">
-        <w:r>
-          <w:rPr>
-            <w:lang w:val="ne_NP" w:bidi="ne_NP"/>
-          </w:rPr>
-          <w:rPr>
-            <w:color w:val="0000EE"/>
-            <w:u w:val="single"/>
-          </w:rPr>
-          <w:t>इस्राएलको</w:t>
-        </w:r>
-      </w:hyperlink>
+      <w:r>
+        <w:rPr>
+          <w:b/>
+          <w:lang w:val="ne_NP" w:bidi="ne_NP"/>
+        </w:rPr>
+        <w:t>इस्राएलको</w:t>
+      </w:r>
       <w:r>
         <w:rPr>
           <w:lang w:val="ne_NP" w:bidi="ne_NP"/>
@@ -535,18 +509,13 @@
         </w:rPr>
         <w:t xml:space="preserve">नयाँ नियममा, परमेश्वरले हामीलाई </w:t>
       </w:r>
-      <w:hyperlink r:id="rId17">
-        <w:r>
-          <w:rPr>
-            <w:lang w:val="ne_NP" w:bidi="ne_NP"/>
-          </w:rPr>
-          <w:rPr>
-            <w:color w:val="0000EE"/>
-            <w:u w:val="single"/>
-          </w:rPr>
-          <w:t>पापको</w:t>
-        </w:r>
-      </w:hyperlink>
+      <w:r>
+        <w:rPr>
+          <w:b/>
+          <w:lang w:val="ne_NP" w:bidi="ne_NP"/>
+        </w:rPr>
+        <w:t>पापको</w:t>
+      </w:r>
       <w:r>
         <w:rPr>
           <w:lang w:val="ne_NP" w:bidi="ne_NP"/>
